--- a/BUOI_4/NghiemChiThien_22657361.docx
+++ b/BUOI_4/NghiemChiThien_22657361.docx
@@ -14,18 +14,14 @@
           <w:sz w:val="24"/>
           <w:szCs w:val="24"/>
         </w:rPr>
-        <w:t xml:space="preserve">Bài 1 </w:t>
-      </w:r>
-      <w:r>
-        <w:rPr>
-          <w:sz w:val="24"/>
-          <w:szCs w:val="24"/>
-        </w:rPr>
-        <w:t>Vẽ sơ đồ Layered Architecture.</w:t>
+        <w:t>Bài 1 Vẽ sơ đồ Layered Architecture.</w:t>
       </w:r>
     </w:p>
     <w:p>
       <w:r>
+        <w:rPr>
+          <w:noProof/>
+        </w:rPr>
         <w:drawing>
           <wp:inline distT="0" distB="0" distL="0" distR="0" wp14:anchorId="5A39E449" wp14:editId="2E7C3EDB">
             <wp:extent cx="5321300" cy="5477073"/>
@@ -75,6 +71,9 @@
         <w:br/>
       </w:r>
       <w:r>
+        <w:rPr>
+          <w:noProof/>
+        </w:rPr>
         <w:drawing>
           <wp:inline distT="0" distB="0" distL="0" distR="0" wp14:anchorId="18AB14C1" wp14:editId="6A9DA73D">
             <wp:extent cx="4305300" cy="3913407"/>
@@ -415,7 +414,51 @@
         <w:t>logic chính</w:t>
       </w:r>
     </w:p>
-    <w:p/>
+    <w:p>
+      <w:r>
+        <w:t xml:space="preserve">Bài 5: Project backend, frontend </w:t>
+      </w:r>
+      <w:r>
+        <w:br/>
+      </w:r>
+      <w:r>
+        <w:drawing>
+          <wp:inline distT="0" distB="0" distL="0" distR="0" wp14:anchorId="269C42A8" wp14:editId="553677F4">
+            <wp:extent cx="5943600" cy="2974975"/>
+            <wp:effectExtent l="0" t="0" r="0" b="0"/>
+            <wp:docPr id="3" name="Picture 3"/>
+            <wp:cNvGraphicFramePr>
+              <a:graphicFrameLocks xmlns:a="http://schemas.openxmlformats.org/drawingml/2006/main" noChangeAspect="1"/>
+            </wp:cNvGraphicFramePr>
+            <a:graphic xmlns:a="http://schemas.openxmlformats.org/drawingml/2006/main">
+              <a:graphicData uri="http://schemas.openxmlformats.org/drawingml/2006/picture">
+                <pic:pic xmlns:pic="http://schemas.openxmlformats.org/drawingml/2006/picture">
+                  <pic:nvPicPr>
+                    <pic:cNvPr id="1" name=""/>
+                    <pic:cNvPicPr/>
+                  </pic:nvPicPr>
+                  <pic:blipFill>
+                    <a:blip r:embed="rId7"/>
+                    <a:stretch>
+                      <a:fillRect/>
+                    </a:stretch>
+                  </pic:blipFill>
+                  <pic:spPr>
+                    <a:xfrm>
+                      <a:off x="0" y="0"/>
+                      <a:ext cx="5943600" cy="2974975"/>
+                    </a:xfrm>
+                    <a:prstGeom prst="rect">
+                      <a:avLst/>
+                    </a:prstGeom>
+                  </pic:spPr>
+                </pic:pic>
+              </a:graphicData>
+            </a:graphic>
+          </wp:inline>
+        </w:drawing>
+      </w:r>
+    </w:p>
     <w:sectPr>
       <w:pgSz w:w="12240" w:h="15840"/>
       <w:pgMar w:top="1440" w:right="1440" w:bottom="1440" w:left="1440" w:header="708" w:footer="708" w:gutter="0"/>
@@ -2758,6 +2801,7 @@
   <w:style w:type="character" w:default="1" w:styleId="DefaultParagraphFont">
     <w:name w:val="Default Paragraph Font"/>
     <w:uiPriority w:val="1"/>
+    <w:semiHidden/>
     <w:unhideWhenUsed/>
   </w:style>
   <w:style w:type="table" w:default="1" w:styleId="TableNormal">
